--- a/chapters/glms-handout.docx
+++ b/chapters/glms-handout.docx
@@ -636,7 +636,7 @@
         </w:numPr>
       </w:pPr>
       <w:r>
-        <w:t xml:space="preserve">An alternative to using a generalized linear model with a log link, is to transform the data using the log. This is a device that works well with measurement data and may be usable in other cases, but it cannot be used for 0/1 data or for count data that may be 0.</w:t>
+        <w:t xml:space="preserve">An alternative to using a generalized linear model with a log link is to transform the data using the log function. Log transformation is a device that works well with positive measurement data and may be usable in other continuous cases, but it cannot be used directly for 0/1 data or for count data that may equal 0.</w:t>
       </w:r>
     </w:p>
     <w:p>
